--- a/report/Hình thức trình bày_check.docx
+++ b/report/Hình thức trình bày_check.docx
@@ -142,17 +142,20 @@
         </w:numPr>
         <w:spacing w:line="360" w:lineRule="auto"/>
         <w:rPr>
-          <w:sz w:val="26"/>
-        </w:rPr>
-      </w:pPr>
-      <w:r>
-        <w:rPr>
+          <w:strike/>
+          <w:sz w:val="26"/>
+        </w:rPr>
+      </w:pPr>
+      <w:r>
+        <w:rPr>
+          <w:strike/>
           <w:sz w:val="26"/>
         </w:rPr>
         <w:t>Thông</w:t>
       </w:r>
       <w:r>
         <w:rPr>
+          <w:strike/>
           <w:sz w:val="26"/>
           <w:lang w:val="vi-VN"/>
         </w:rPr>
@@ -160,18 +163,21 @@
       </w:r>
       <w:r>
         <w:rPr>
+          <w:strike/>
           <w:sz w:val="26"/>
         </w:rPr>
         <w:t>h</w:t>
       </w:r>
       <w:r>
         <w:rPr>
+          <w:strike/>
           <w:sz w:val="26"/>
         </w:rPr>
         <w:t>ội đồng</w:t>
       </w:r>
       <w:r>
         <w:rPr>
+          <w:strike/>
           <w:sz w:val="26"/>
           <w:lang w:val="vi-VN"/>
         </w:rPr>
@@ -186,23 +192,27 @@
         </w:numPr>
         <w:spacing w:line="360" w:lineRule="auto"/>
         <w:rPr>
-          <w:sz w:val="26"/>
-        </w:rPr>
-      </w:pPr>
-      <w:r>
-        <w:rPr>
+          <w:strike/>
+          <w:sz w:val="26"/>
+        </w:rPr>
+      </w:pPr>
+      <w:r>
+        <w:rPr>
+          <w:strike/>
           <w:sz w:val="26"/>
         </w:rPr>
         <w:t>Lời c</w:t>
       </w:r>
       <w:r>
         <w:rPr>
+          <w:strike/>
           <w:sz w:val="26"/>
         </w:rPr>
         <w:t>ả</w:t>
       </w:r>
       <w:r>
         <w:rPr>
+          <w:strike/>
           <w:sz w:val="26"/>
         </w:rPr>
         <w:t>m ơn</w:t>
@@ -1404,6 +1414,9 @@
     </w:p>
     <w:p>
       <w:pPr>
+        <w:tabs>
+          <w:tab w:val="left" w:pos="720"/>
+        </w:tabs>
         <w:ind w:left="720"/>
         <w:rPr>
           <w:b/>
@@ -1426,6 +1439,9 @@
     </w:p>
     <w:p>
       <w:pPr>
+        <w:tabs>
+          <w:tab w:val="left" w:pos="1418"/>
+        </w:tabs>
         <w:rPr>
           <w:b/>
           <w:sz w:val="26"/>
@@ -1455,6 +1471,10 @@
     </w:p>
     <w:p>
       <w:pPr>
+        <w:tabs>
+          <w:tab w:val="left" w:pos="1418"/>
+          <w:tab w:val="left" w:pos="2127"/>
+        </w:tabs>
         <w:rPr>
           <w:b/>
           <w:sz w:val="26"/>
